--- a/ТЗ_для_блогеров_Reversefit.docx
+++ b/ТЗ_для_блогеров_Reversefit.docx
@@ -59,7 +59,7 @@
               <w:spacing w:after="40"/>
             </w:pPr>
             <w:r>
-              <w:t>Сайт: reversefit.ru. Работает в браузере, приложение скачивать не нужно.</w:t>
+              <w:t xml:space="preserve">Сайт: reversefit.ru, анкета: reversefit.ru/quiz. Работает в браузере, приложение скачивать не нужно.</w:t>
             </w:r>
           </w:p>
         </w:tc>
@@ -322,7 +322,7 @@
               <w:spacing w:after="40"/>
             </w:pPr>
             <w:r>
-              <w:t>3. Свет спереди: лицом к окну.</w:t>
+              <w:t xml:space="preserve">3. Свет спереди, лицом к окну, и чистый звук без эха: съёмка «на коленке» снижает доверие.</w:t>
             </w:r>
           </w:p>
           <w:p>
@@ -338,7 +338,7 @@
               <w:spacing w:after="40"/>
             </w:pPr>
             <w:r>
-              <w:t>5. Блогер сама занимается в кадре.</w:t>
+              <w:t xml:space="preserve">5. Блогер сама занимается в кадре, в своей удобной одежде для тренировок, на коврике.</w:t>
             </w:r>
           </w:p>
           <w:p>
@@ -346,7 +346,7 @@
               <w:spacing w:after="40"/>
             </w:pPr>
             <w:r>
-              <w:t>6. Хороший свет и чистый звук: съёмка «на коленке» снижает доверие.</w:t>
+              <w:t xml:space="preserve">6. Видео вертикальное, 9:16.</w:t>
             </w:r>
           </w:p>
         </w:tc>
@@ -375,7 +375,7 @@
               <w:spacing w:after="40"/>
             </w:pPr>
             <w:r>
-              <w:t>1. VK Клип, пост в VK или Telegram, сторис со ссылкой.</w:t>
+              <w:t xml:space="preserve">1. VK Клип, пост в VK или Telegram, сторис со ссылкой. Для Telegram и VK подходит и текстовый пост с фото или видео, его структура ниже.</w:t>
             </w:r>
           </w:p>
           <w:p>
@@ -410,7 +410,7 @@
               <w:rPr>
                 <w:b/>
               </w:rPr>
-              <w:t>5. Важно! Перед съёмкой пришлите сценарий или структуру ролика на согласование.</w:t>
+              <w:t xml:space="preserve">5. Важно! Перед съёмкой пришлите сценарий или структуру ролика на согласование, перед публикацией — готовый ролик или пост вместе с текстом описания.</w:t>
             </w:r>
           </w:p>
           <w:p>
@@ -450,6 +450,17 @@
           <w:tcPr>
             <w:tcW w:type="dxa" w:w="7483"/>
           </w:tcPr>
+          <w:p>
+            <w:pPr>
+              <w:spacing w:after="40"/>
+            </w:pPr>
+            <w:r>
+              <w:rPr>
+                <w:i/>
+              </w:rPr>
+              <w:t xml:space="preserve">Тайминг для ролика на 20 секунд. В сценарии подлиннее растягивается середина, начало и финал остаются такими же.</w:t>
+            </w:r>
+          </w:p>
           <w:p>
             <w:pPr>
               <w:spacing w:after="40"/>
@@ -496,7 +507,7 @@
               <w:rPr>
                 <w:b/>
               </w:rPr>
-              <w:t>15–20 сек — призыв.</w:t>
+              <w:t xml:space="preserve">Последние 3–5 сек — призыв.</w:t>
             </w:r>
           </w:p>
           <w:p>
@@ -504,7 +515,76 @@
               <w:spacing w:after="40"/>
             </w:pPr>
             <w:r>
-              <w:t>Что почувствовала + «пройди анкету и получи свой план, ссылка в описании».</w:t>
+              <w:t xml:space="preserve">Что почувствовала + «пройди анкету и получи свой план, ссылка и промокод в описании». Промокод можно дать голосом или текстом на экране.</w:t>
+            </w:r>
+          </w:p>
+        </w:tc>
+      </w:tr>
+      <w:tr>
+        <w:tc>
+          <w:tcPr>
+            <w:tcW w:type="dxa" w:w="2381"/>
+            <w:shd w:val="clear" w:color="auto" w:fill="F2F2F2"/>
+          </w:tcPr>
+          <w:p>
+            <w:r>
+              <w:rPr>
+                <w:b/>
+              </w:rPr>
+              <w:t>Структура поста в Telegram или VK</w:t>
+            </w:r>
+          </w:p>
+        </w:tc>
+        <w:tc>
+          <w:tcPr>
+            <w:tcW w:type="dxa" w:w="7483"/>
+          </w:tcPr>
+          <w:p>
+            <w:pPr>
+              <w:spacing w:after="40"/>
+            </w:pPr>
+            <w:r>
+              <w:t xml:space="preserve">1. Ситуация. С чем столкнулась сама: спина после работы, нет времени на зал, хочется вернуть форму после перерыва.</w:t>
+            </w:r>
+          </w:p>
+          <w:p>
+            <w:pPr>
+              <w:spacing w:after="40"/>
+            </w:pPr>
+            <w:r>
+              <w:t xml:space="preserve">2. Как решала. Что пробовала и почему теперь занимается дома.</w:t>
+            </w:r>
+          </w:p>
+          <w:p>
+            <w:pPr>
+              <w:spacing w:after="40"/>
+            </w:pPr>
+            <w:r>
+              <w:t xml:space="preserve">3. Как это устроено. Анкета за 5 минут, план под себя, занятия по 7–32 минуты. Фото или видео с экраном Reversefit: анкета, план или тренировка.</w:t>
+            </w:r>
+          </w:p>
+          <w:p>
+            <w:pPr>
+              <w:spacing w:after="40"/>
+            </w:pPr>
+            <w:r>
+              <w:t xml:space="preserve">4. Что изменилось. Через самочувствие: спина, энергия, занятия стали привычкой.</w:t>
+            </w:r>
+          </w:p>
+          <w:p>
+            <w:pPr>
+              <w:spacing w:after="40"/>
+            </w:pPr>
+            <w:r>
+              <w:t xml:space="preserve">5. Призыв. Индивидуальная ссылка на анкету и промокод со сроком действия. Одной фразой о подписке: напомним перед списанием, отключить можно в один клик.</w:t>
+            </w:r>
+          </w:p>
+          <w:p>
+            <w:pPr>
+              <w:spacing w:after="40"/>
+            </w:pPr>
+            <w:r>
+              <w:t xml:space="preserve">6. Маркировка: «Реклама», рекламодатель, erid.</w:t>
             </w:r>
           </w:p>
         </w:tc>
@@ -536,7 +616,7 @@
               <w:rPr>
                 <w:i/>
               </w:rPr>
-              <w:t>Сценарии сняты с форматов, которые за 24.09–24.10.2026 дали у конкурентов в 5–120 раз больше просмотров, чем обычно у того же аккаунта. Это идеи для подачи, а не готовый текст: говорим только то, что правда про блогера.</w:t>
+              <w:t xml:space="preserve">Сценарии построены на форматах, которые за 24.09–24.10.2026 дали у конкурентов в 5–120 раз больше просмотров, чем обычно у того же аккаунта. Это идеи для подачи, а не готовый текст: говорим только то, что правда про блогера. В каждом сценарии на пару секунд показываем экран Reversefit, а в финале зовём пройти анкету.</w:t>
             </w:r>
           </w:p>
           <w:p>
@@ -558,7 +638,7 @@
               <w:rPr>
                 <w:i/>
               </w:rPr>
-              <w:t>Сразу движение на коврике, надпись «Мне 45 / работаю, двое детей». Два-три движения из программы одним лупом, «30 дней по 15 минут. Повторяй со мной». Финал: «Напиши СТАРТ, вернёмся через месяц и сравним». Через 30 дней нужен ролик-отчёт.</w:t>
+              <w:t>Сразу движение на коврике, надпись «Мне 45 / работаю, двое детей». Два-три движения из программы одним лупом, «30 дней по 15 минут. Занимайся со мной». Финал: «Напиши СТАРТ, вернёмся через месяц и сравним». Через 30 дней нужен ролик-отчёт.</w:t>
             </w:r>
           </w:p>
           <w:p>
@@ -657,7 +737,7 @@
               <w:rPr>
                 <w:b/>
               </w:rPr>
-              <w:t>6. Личная история</w:t>
+              <w:t xml:space="preserve">6. Личная история (20–35 с, хорошо ложится и в пост)</w:t>
             </w:r>
           </w:p>
           <w:p>
@@ -721,7 +801,15 @@
               <w:spacing w:after="40"/>
             </w:pPr>
             <w:r>
-              <w:t>4. Маркировка: «Реклама», рекламодатель, erid.</w:t>
+              <w:t xml:space="preserve">4. Что это подписка: напомним перед списанием, отключить можно в один клик.</w:t>
+            </w:r>
+          </w:p>
+          <w:p>
+            <w:pPr>
+              <w:spacing w:after="40"/>
+            </w:pPr>
+            <w:r>
+              <w:t xml:space="preserve">5. Маркировка: «Реклама», рекламодатель, erid.</w:t>
             </w:r>
           </w:p>
         </w:tc>
@@ -782,7 +870,7 @@
               <w:rPr>
                 <w:b/>
               </w:rPr>
-              <w:t>Как говорить</w:t>
+              <w:t>Какие слова использовать</w:t>
             </w:r>
           </w:p>
         </w:tc>
@@ -798,73 +886,278 @@
               <w:rPr>
                 <w:b/>
               </w:rPr>
-              <w:t>Говорить → Не говорить</w:t>
+              <w:t>Слева — как говорим о Reversefit. Справа — слова, которые на ту же мысль не используем.</w:t>
             </w:r>
           </w:p>
-          <w:p>
-            <w:pPr>
-              <w:spacing w:after="40"/>
-            </w:pPr>
-            <w:r>
-              <w:t>«План под тебя», «не надо искать» → «библиотека тренировок», «тысячи видео»</w:t>
-            </w:r>
-          </w:p>
-          <w:p>
-            <w:pPr>
-              <w:spacing w:after="40"/>
-            </w:pPr>
-            <w:r>
-              <w:t>«15–30 минут», «до работы», «пока все спят» → «час в день», «полноценная тренировка»</w:t>
-            </w:r>
-          </w:p>
-          <w:p>
-            <w:pPr>
-              <w:spacing w:after="40"/>
-            </w:pPr>
-            <w:r>
-              <w:t>«Дома, без дороги» → «как в зале», «заменит зал»</w:t>
-            </w:r>
-          </w:p>
-          <w:p>
-            <w:pPr>
-              <w:spacing w:after="40"/>
-            </w:pPr>
-            <w:r>
-              <w:t>«С учётом спины и коленей», «по вашему уровню» → «щадящий», «для женщин в возрасте», «для пожилых»</w:t>
-            </w:r>
-          </w:p>
-          <w:p>
-            <w:pPr>
-              <w:spacing w:after="40"/>
-            </w:pPr>
-            <w:r>
-              <w:t>«Тренер объяснит технику» → «просто повторяй», «сожги калории»</w:t>
-            </w:r>
-          </w:p>
-          <w:p>
-            <w:pPr>
-              <w:spacing w:after="40"/>
-            </w:pPr>
-            <w:r>
-              <w:t>«Почувствуешь после первого занятия» → «минус 7 кг», «сушка», «жиросжигание»</w:t>
-            </w:r>
-          </w:p>
-          <w:p>
-            <w:pPr>
-              <w:spacing w:after="40"/>
-            </w:pPr>
-            <w:r>
-              <w:t>«Напомним перед списанием, отключить в один клик» → молчать про подписку</w:t>
-            </w:r>
-          </w:p>
-          <w:p>
-            <w:pPr>
-              <w:spacing w:after="40"/>
-            </w:pPr>
-            <w:r>
-              <w:t>«Подстрой под то, как себя сегодня чувствуешь» → «не ленись», «нет оправданий», «ты сможешь»</w:t>
-            </w:r>
-          </w:p>
+          <w:tbl>
+            <w:tblPr>
+              <w:tblStyle w:val="TableGrid"/>
+              <w:tblW w:type="auto" w:w="0"/>
+              <w:tblLook w:firstColumn="1" w:firstRow="1" w:lastColumn="0" w:lastRow="0" w:noHBand="0" w:noVBand="1" w:val="04A0"/>
+            </w:tblPr>
+            <w:tblGrid>
+              <w:gridCol w:w="3741"/>
+              <w:gridCol w:w="3741"/>
+            </w:tblGrid>
+            <w:tr>
+              <w:tc>
+                <w:tcPr>
+                  <w:tcW w:type="dxa" w:w="3741"/>
+                  <w:shd w:val="clear" w:color="auto" w:fill="E2F0D9"/>
+                </w:tcPr>
+                <w:p>
+                  <w:r>
+                    <w:rPr>
+                      <w:b/>
+                      <w:sz w:val="20"/>
+                    </w:rPr>
+                    <w:t>Говорим так</w:t>
+                  </w:r>
+                </w:p>
+              </w:tc>
+              <w:tc>
+                <w:tcPr>
+                  <w:tcW w:type="dxa" w:w="3741"/>
+                  <w:shd w:val="clear" w:color="auto" w:fill="F8D7D7"/>
+                </w:tcPr>
+                <w:p>
+                  <w:r>
+                    <w:rPr>
+                      <w:b/>
+                      <w:sz w:val="20"/>
+                    </w:rPr>
+                    <w:t>Не говорим так</w:t>
+                  </w:r>
+                </w:p>
+              </w:tc>
+            </w:tr>
+            <w:tr>
+              <w:tc>
+                <w:tcPr>
+                  <w:tcW w:type="dxa" w:w="3741"/>
+                </w:tcPr>
+                <w:p>
+                  <w:r>
+                    <w:rPr>
+                      <w:sz w:val="20"/>
+                    </w:rPr>
+                    <w:t>«План под тебя», «не надо искать»</w:t>
+                  </w:r>
+                </w:p>
+              </w:tc>
+              <w:tc>
+                <w:tcPr>
+                  <w:tcW w:type="dxa" w:w="3741"/>
+                </w:tcPr>
+                <w:p>
+                  <w:r>
+                    <w:rPr>
+                      <w:sz w:val="20"/>
+                    </w:rPr>
+                    <w:t>«библиотека тренировок», «тысячи видео»</w:t>
+                  </w:r>
+                </w:p>
+              </w:tc>
+            </w:tr>
+            <w:tr>
+              <w:tc>
+                <w:tcPr>
+                  <w:tcW w:type="dxa" w:w="3741"/>
+                </w:tcPr>
+                <w:p>
+                  <w:r>
+                    <w:rPr>
+                      <w:sz w:val="20"/>
+                    </w:rPr>
+                    <w:t>«15–30 минут», «до работы», «пока все спят»</w:t>
+                  </w:r>
+                </w:p>
+              </w:tc>
+              <w:tc>
+                <w:tcPr>
+                  <w:tcW w:type="dxa" w:w="3741"/>
+                </w:tcPr>
+                <w:p>
+                  <w:r>
+                    <w:rPr>
+                      <w:sz w:val="20"/>
+                    </w:rPr>
+                    <w:t>«час в день», «полноценная тренировка»</w:t>
+                  </w:r>
+                </w:p>
+              </w:tc>
+            </w:tr>
+            <w:tr>
+              <w:tc>
+                <w:tcPr>
+                  <w:tcW w:type="dxa" w:w="3741"/>
+                </w:tcPr>
+                <w:p>
+                  <w:r>
+                    <w:rPr>
+                      <w:sz w:val="20"/>
+                    </w:rPr>
+                    <w:t>«Дома, без дороги»</w:t>
+                  </w:r>
+                </w:p>
+              </w:tc>
+              <w:tc>
+                <w:tcPr>
+                  <w:tcW w:type="dxa" w:w="3741"/>
+                </w:tcPr>
+                <w:p>
+                  <w:r>
+                    <w:rPr>
+                      <w:sz w:val="20"/>
+                    </w:rPr>
+                    <w:t>«как в зале», «заменит зал»</w:t>
+                  </w:r>
+                </w:p>
+              </w:tc>
+            </w:tr>
+            <w:tr>
+              <w:tc>
+                <w:tcPr>
+                  <w:tcW w:type="dxa" w:w="3741"/>
+                </w:tcPr>
+                <w:p>
+                  <w:r>
+                    <w:rPr>
+                      <w:sz w:val="20"/>
+                    </w:rPr>
+                    <w:t>«С учётом спины и коленей», «по вашему уровню»</w:t>
+                  </w:r>
+                </w:p>
+              </w:tc>
+              <w:tc>
+                <w:tcPr>
+                  <w:tcW w:type="dxa" w:w="3741"/>
+                </w:tcPr>
+                <w:p>
+                  <w:r>
+                    <w:rPr>
+                      <w:sz w:val="20"/>
+                    </w:rPr>
+                    <w:t>«щадящий», «для женщин в возрасте», «для пожилых»</w:t>
+                  </w:r>
+                </w:p>
+              </w:tc>
+            </w:tr>
+            <w:tr>
+              <w:tc>
+                <w:tcPr>
+                  <w:tcW w:type="dxa" w:w="3741"/>
+                </w:tcPr>
+                <w:p>
+                  <w:r>
+                    <w:rPr>
+                      <w:sz w:val="20"/>
+                    </w:rPr>
+                    <w:t>«Тренер объяснит технику»</w:t>
+                  </w:r>
+                </w:p>
+              </w:tc>
+              <w:tc>
+                <w:tcPr>
+                  <w:tcW w:type="dxa" w:w="3741"/>
+                </w:tcPr>
+                <w:p>
+                  <w:r>
+                    <w:rPr>
+                      <w:sz w:val="20"/>
+                    </w:rPr>
+                    <w:t>«просто повторяй», «сожги калории»</w:t>
+                  </w:r>
+                </w:p>
+              </w:tc>
+            </w:tr>
+            <w:tr>
+              <w:tc>
+                <w:tcPr>
+                  <w:tcW w:type="dxa" w:w="3741"/>
+                </w:tcPr>
+                <w:p>
+                  <w:r>
+                    <w:rPr>
+                      <w:sz w:val="20"/>
+                    </w:rPr>
+                    <w:t>«Я почувствовала после первого занятия» — о себе и если это правда</w:t>
+                  </w:r>
+                </w:p>
+              </w:tc>
+              <w:tc>
+                <w:tcPr>
+                  <w:tcW w:type="dxa" w:w="3741"/>
+                </w:tcPr>
+                <w:p>
+                  <w:r>
+                    <w:rPr>
+                      <w:sz w:val="20"/>
+                    </w:rPr>
+                    <w:t>«минус 7 кг», «сушка», «жиросжигание»</w:t>
+                  </w:r>
+                </w:p>
+              </w:tc>
+            </w:tr>
+            <w:tr>
+              <w:tc>
+                <w:tcPr>
+                  <w:tcW w:type="dxa" w:w="3741"/>
+                </w:tcPr>
+                <w:p>
+                  <w:r>
+                    <w:rPr>
+                      <w:sz w:val="20"/>
+                    </w:rPr>
+                    <w:t>«Напомним перед списанием, отключить в один клик»</w:t>
+                  </w:r>
+                </w:p>
+              </w:tc>
+              <w:tc>
+                <w:tcPr>
+                  <w:tcW w:type="dxa" w:w="3741"/>
+                </w:tcPr>
+                <w:p>
+                  <w:r>
+                    <w:rPr>
+                      <w:sz w:val="20"/>
+                    </w:rPr>
+                    <w:t>молчать про подписку</w:t>
+                  </w:r>
+                </w:p>
+              </w:tc>
+            </w:tr>
+            <w:tr>
+              <w:tc>
+                <w:tcPr>
+                  <w:tcW w:type="dxa" w:w="3741"/>
+                </w:tcPr>
+                <w:p>
+                  <w:r>
+                    <w:rPr>
+                      <w:sz w:val="20"/>
+                    </w:rPr>
+                    <w:t>«Подстрой под то, как себя сегодня чувствуешь»</w:t>
+                  </w:r>
+                </w:p>
+              </w:tc>
+              <w:tc>
+                <w:tcPr>
+                  <w:tcW w:type="dxa" w:w="3741"/>
+                </w:tcPr>
+                <w:p>
+                  <w:r>
+                    <w:rPr>
+                      <w:sz w:val="20"/>
+                    </w:rPr>
+                    <w:t>«не ленись», «нет оправданий», «ты сможешь»</w:t>
+                  </w:r>
+                </w:p>
+              </w:tc>
+            </w:tr>
+          </w:tbl>
+          <w:p/>
+          <w:p/>
         </w:tc>
       </w:tr>
       <w:tr>
@@ -1008,7 +1301,15 @@
               <w:spacing w:after="40"/>
             </w:pPr>
             <w:r>
-              <w:t>2. Через 48 часов пришлите скрин статистики: охват, переходы по ссылке.</w:t>
+              <w:t xml:space="preserve">2. Через 48 часов пришлите скрин статистики: охват, просмотры, переходы по ссылке, для клипа ещё досмотры.</w:t>
+            </w:r>
+          </w:p>
+          <w:p>
+            <w:pPr>
+              <w:spacing w:after="40"/>
+            </w:pPr>
+            <w:r>
+              <w:t xml:space="preserve">3. Через 7 дней пришлите повторный скрин: в VK и Telegram просмотры добираются в течение недели.</w:t>
             </w:r>
           </w:p>
         </w:tc>
